--- a/CONTEST-ARTICLE-V2-PLANTILLA.docx
+++ b/CONTEST-ARTICLE-V2-PLANTILLA.docx
@@ -1004,7 +1004,7 @@
                 <w:szCs w:val="18"/>
                 <w:rtl w:val="0"/>
               </w:rPr>
-              <w:t xml:space="preserve">Content Strategy and Relevance (40)</w:t>
+              <w:t xml:space="preserve">Content and Opportunities (40)</w:t>
             </w:r>
           </w:p>
         </w:tc>
@@ -1288,7 +1288,7 @@
           <w:szCs w:val="18"/>
           <w:rtl w:val="0"/>
         </w:rPr>
-        <w:t xml:space="preserve">Evaluation criteria and the site's response to each.</w:t>
+        <w:t xml:space="preserve">Website evaluation criteria and the site's response to each.</w:t>
       </w:r>
     </w:p>
     <w:p>
